--- a/Note.docx
+++ b/Note.docx
@@ -3,17 +3,35 @@
 <w:document xmlns:wpc="http://schemas.microsoft.com/office/word/2010/wordprocessingCanvas" xmlns:cx="http://schemas.microsoft.com/office/drawing/2014/chartex" xmlns:cx1="http://schemas.microsoft.com/office/drawing/2015/9/8/chartex" xmlns:cx2="http://schemas.microsoft.com/office/drawing/2015/10/21/chartex" xmlns:cx3="http://schemas.microsoft.com/office/drawing/2016/5/9/chartex" xmlns:cx4="http://schemas.microsoft.com/office/drawing/2016/5/10/chartex" xmlns:cx5="http://schemas.microsoft.com/office/drawing/2016/5/11/chartex" xmlns:cx6="http://schemas.microsoft.com/office/drawing/2016/5/12/chartex" xmlns:cx7="http://schemas.microsoft.com/office/drawing/2016/5/13/chartex" xmlns:cx8="http://schemas.microsoft.com/office/drawing/2016/5/14/chartex" xmlns:mc="http://schemas.openxmlformats.org/markup-compatibility/2006" xmlns:aink="http://schemas.microsoft.com/office/drawing/2016/ink" xmlns:am3d="http://schemas.microsoft.com/office/drawing/2017/model3d" xmlns:o="urn:schemas-microsoft-com:office:office" xmlns:oel="http://schemas.microsoft.com/office/2019/extlst" xmlns:r="http://schemas.openxmlformats.org/officeDocument/2006/relationships" xmlns:m="http://schemas.openxmlformats.org/officeDocument/2006/math" xmlns:v="urn:schemas-microsoft-com:vml" xmlns:wp14="http://schemas.microsoft.com/office/word/2010/wordprocessingDrawing" xmlns:wp="http://schemas.openxmlformats.org/drawingml/2006/wordprocessingDrawing" xmlns:w10="urn:schemas-microsoft-com:office:word" xmlns:w="http://schemas.openxmlformats.org/wordprocessingml/2006/main" xmlns:w14="http://schemas.microsoft.com/office/word/2010/wordml" xmlns:w15="http://schemas.microsoft.com/office/word/2012/wordml" xmlns:w16cex="http://schemas.microsoft.com/office/word/2018/wordml/cex" xmlns:w16cid="http://schemas.microsoft.com/office/word/2016/wordml/cid" xmlns:w16="http://schemas.microsoft.com/office/word/2018/wordml" xmlns:w16du="http://schemas.microsoft.com/office/word/2023/wordml/word16du" xmlns:w16sdtdh="http://schemas.microsoft.com/office/word/2020/wordml/sdtdatahash" xmlns:w16sdtfl="http://schemas.microsoft.com/office/word/2024/wordml/sdtformatlock" xmlns:w16se="http://schemas.microsoft.com/office/word/2015/wordml/symex" xmlns:wpg="http://schemas.microsoft.com/office/word/2010/wordprocessingGroup" xmlns:wpi="http://schemas.microsoft.com/office/word/2010/wordprocessingInk" xmlns:wne="http://schemas.microsoft.com/office/word/2006/wordml" xmlns:wps="http://schemas.microsoft.com/office/word/2010/wordprocessingShape" mc:Ignorable="w14 w15 w16se w16cid w16 w16cex w16sdtdh w16sdtfl w16du wp14">
   <w:body>
     <w:p>
+      <w:pPr>
+        <w:rPr>
+          <w:rFonts w:hint="eastAsia"/>
+        </w:rPr>
+      </w:pPr>
       <w:r>
         <w:t xml:space="preserve">Categories of software: </w:t>
       </w:r>
     </w:p>
     <w:p>
+      <w:pPr>
+        <w:rPr>
+          <w:rFonts w:hint="eastAsia"/>
+        </w:rPr>
+      </w:pPr>
       <w:r>
         <w:t xml:space="preserve">System software: programs that manage the computer hardware and the programs that run on them. Examples: operating systems, utility programs, software development tools </w:t>
       </w:r>
     </w:p>
     <w:p>
-      <w:r>
+      <w:pPr>
+        <w:rPr>
+          <w:rFonts w:hint="eastAsia"/>
+        </w:rPr>
+      </w:pPr>
+      <w:r>
+        <w:rPr>
+          <w:noProof/>
+        </w:rPr>
         <w:drawing>
           <wp:inline distT="0" distB="0" distL="0" distR="0" wp14:anchorId="1C28408D" wp14:editId="69527BA2">
             <wp:extent cx="5274310" cy="3173730"/>
@@ -52,6 +70,11 @@
       </w:r>
     </w:p>
     <w:p>
+      <w:pPr>
+        <w:rPr>
+          <w:rFonts w:hint="eastAsia"/>
+        </w:rPr>
+      </w:pPr>
       <w:r>
         <w:t xml:space="preserve">Application software: programs that provide services to the user. </w:t>
       </w:r>
@@ -65,7 +88,15 @@
       </w:r>
     </w:p>
     <w:p>
-      <w:r>
+      <w:pPr>
+        <w:rPr>
+          <w:rFonts w:hint="eastAsia"/>
+        </w:rPr>
+      </w:pPr>
+      <w:r>
+        <w:rPr>
+          <w:noProof/>
+        </w:rPr>
         <w:drawing>
           <wp:inline distT="0" distB="0" distL="0" distR="0" wp14:anchorId="61E95EBE" wp14:editId="7920E261">
             <wp:extent cx="5274310" cy="1036320"/>
@@ -104,7 +135,15 @@
       </w:r>
     </w:p>
     <w:p>
-      <w:r>
+      <w:pPr>
+        <w:rPr>
+          <w:rFonts w:hint="eastAsia"/>
+        </w:rPr>
+      </w:pPr>
+      <w:r>
+        <w:rPr>
+          <w:noProof/>
+        </w:rPr>
         <w:drawing>
           <wp:inline distT="0" distB="0" distL="0" distR="0" wp14:anchorId="2EEFFBCF" wp14:editId="196F70A3">
             <wp:extent cx="5274310" cy="433070"/>
@@ -143,7 +182,15 @@
       </w:r>
     </w:p>
     <w:p>
-      <w:r>
+      <w:pPr>
+        <w:rPr>
+          <w:rFonts w:hint="eastAsia"/>
+        </w:rPr>
+      </w:pPr>
+      <w:r>
+        <w:rPr>
+          <w:noProof/>
+        </w:rPr>
         <w:lastRenderedPageBreak/>
         <w:drawing>
           <wp:inline distT="0" distB="0" distL="0" distR="0" wp14:anchorId="3467F3B5" wp14:editId="1C625770">
@@ -183,11 +230,21 @@
       </w:r>
     </w:p>
     <w:p>
+      <w:pPr>
+        <w:rPr>
+          <w:rFonts w:hint="eastAsia"/>
+        </w:rPr>
+      </w:pPr>
       <w:r>
         <w:t>Main memory is commonly known as random-access memory or RAM</w:t>
       </w:r>
     </w:p>
     <w:p>
+      <w:pPr>
+        <w:rPr>
+          <w:rFonts w:hint="eastAsia"/>
+        </w:rPr>
+      </w:pPr>
       <w:r>
         <w:t>A(n)</w:t>
       </w:r>
@@ -209,6 +266,11 @@
       </w:r>
     </w:p>
     <w:p>
+      <w:pPr>
+        <w:rPr>
+          <w:rFonts w:hint="eastAsia"/>
+        </w:rPr>
+      </w:pPr>
       <w:r>
         <w:t>A program’s ability to run on several different types of computer systems is called</w:t>
       </w:r>
@@ -227,6 +289,11 @@
       </w:r>
     </w:p>
     <w:p>
+      <w:pPr>
+        <w:rPr>
+          <w:rFonts w:hint="eastAsia"/>
+        </w:rPr>
+      </w:pPr>
       <w:r>
         <w:t>Words that have special meaning in a programming language are called</w:t>
       </w:r>
@@ -252,6 +319,11 @@
       </w:r>
     </w:p>
     <w:p>
+      <w:pPr>
+        <w:rPr>
+          <w:rFonts w:hint="eastAsia"/>
+        </w:rPr>
+      </w:pPr>
       <w:r>
         <w:t xml:space="preserve">A(n) </w:t>
       </w:r>
@@ -267,6 +339,11 @@
       </w:r>
     </w:p>
     <w:p>
+      <w:pPr>
+        <w:rPr>
+          <w:rFonts w:hint="eastAsia"/>
+        </w:rPr>
+      </w:pPr>
       <w:r>
         <w:rPr>
           <w:rFonts w:hint="eastAsia"/>
@@ -294,6 +371,11 @@
       </w:r>
     </w:p>
     <w:p>
+      <w:pPr>
+        <w:rPr>
+          <w:rFonts w:hint="eastAsia"/>
+        </w:rPr>
+      </w:pPr>
       <w:r>
         <w:t>The statement #include is a(n)</w:t>
       </w:r>
@@ -311,6 +393,11 @@
       </w:r>
     </w:p>
     <w:p>
+      <w:pPr>
+        <w:rPr>
+          <w:rFonts w:hint="eastAsia"/>
+        </w:rPr>
+      </w:pPr>
       <w:r>
         <w:lastRenderedPageBreak/>
         <w:t xml:space="preserve">The three primary activities of a program are </w:t>
@@ -349,8 +436,19 @@
         <w:t>.</w:t>
       </w:r>
     </w:p>
-    <w:p/>
-    <w:p>
+    <w:p>
+      <w:pPr>
+        <w:rPr>
+          <w:rFonts w:hint="eastAsia"/>
+        </w:rPr>
+      </w:pPr>
+    </w:p>
+    <w:p>
+      <w:pPr>
+        <w:rPr>
+          <w:rFonts w:hint="eastAsia"/>
+        </w:rPr>
+      </w:pPr>
       <w:r>
         <w:rPr>
           <w:rFonts w:hint="eastAsia"/>
@@ -359,6 +457,11 @@
       </w:r>
     </w:p>
     <w:p>
+      <w:pPr>
+        <w:rPr>
+          <w:rFonts w:hint="eastAsia"/>
+        </w:rPr>
+      </w:pPr>
       <w:r>
         <w:t xml:space="preserve">How many operands does each of the following types of operators require? </w:t>
       </w:r>
@@ -418,6 +521,11 @@
       </w:r>
     </w:p>
     <w:p>
+      <w:pPr>
+        <w:rPr>
+          <w:rFonts w:hint="eastAsia"/>
+        </w:rPr>
+      </w:pPr>
       <w:r>
         <w:t>Display the number of bytes used by an integer variable.</w:t>
       </w:r>
@@ -445,6 +553,11 @@
       </w:r>
     </w:p>
     <w:p>
+      <w:pPr>
+        <w:rPr>
+          <w:rFonts w:hint="eastAsia"/>
+        </w:rPr>
+      </w:pPr>
       <w:r>
         <w:t xml:space="preserve">11. When you are writing </w:t>
       </w:r>
@@ -467,11 +580,21 @@
       </w:r>
     </w:p>
     <w:p>
+      <w:pPr>
+        <w:rPr>
+          <w:rFonts w:hint="eastAsia"/>
+        </w:rPr>
+      </w:pPr>
       <w:r>
         <w:t xml:space="preserve">13. The following data 72 'A' "Hello World" 2.8712 are all examples of _________. </w:t>
       </w:r>
     </w:p>
     <w:p>
+      <w:pPr>
+        <w:rPr>
+          <w:rFonts w:hint="eastAsia"/>
+        </w:rPr>
+      </w:pPr>
       <w:r>
         <w:t xml:space="preserve">A) variables </w:t>
       </w:r>
@@ -486,11 +609,21 @@
       </w:r>
     </w:p>
     <w:p>
+      <w:pPr>
+        <w:rPr>
+          <w:rFonts w:hint="eastAsia"/>
+        </w:rPr>
+      </w:pPr>
       <w:r>
         <w:t xml:space="preserve">18. How would each of the following numbers be represented in E notation? </w:t>
       </w:r>
     </w:p>
     <w:p>
+      <w:pPr>
+        <w:rPr>
+          <w:rFonts w:hint="eastAsia"/>
+        </w:rPr>
+      </w:pPr>
       <w:r>
         <w:t xml:space="preserve">A) 3.287 × 106 B) </w:t>
       </w:r>
@@ -559,6 +692,11 @@
       </w:r>
     </w:p>
     <w:p>
+      <w:pPr>
+        <w:rPr>
+          <w:rFonts w:hint="eastAsia"/>
+        </w:rPr>
+      </w:pPr>
       <w:r>
         <w:t>A) 3.287</w:t>
       </w:r>
@@ -584,6 +722,7 @@
     <w:p>
       <w:pPr>
         <w:rPr>
+          <w:rFonts w:hint="eastAsia"/>
           <w:b/>
           <w:bCs/>
         </w:rPr>
@@ -602,6 +741,9 @@
           <w:ilvl w:val="0"/>
           <w:numId w:val="1"/>
         </w:numPr>
+        <w:rPr>
+          <w:rFonts w:hint="eastAsia"/>
+        </w:rPr>
       </w:pPr>
       <w:r>
         <w:rPr>
@@ -635,9 +777,1734 @@
     <w:p>
       <w:pPr>
         <w:rPr>
-          <w:rFonts w:hint="eastAsia"/>
-        </w:rPr>
-      </w:pPr>
+          <w:b/>
+          <w:bCs/>
+        </w:rPr>
+      </w:pPr>
+    </w:p>
+    <w:p>
+      <w:pPr>
+        <w:rPr>
+          <w:rFonts w:hint="eastAsia"/>
+          <w:b/>
+          <w:bCs/>
+        </w:rPr>
+      </w:pPr>
+      <w:r>
+        <w:rPr>
+          <w:rFonts w:hint="eastAsia"/>
+          <w:b/>
+          <w:bCs/>
+        </w:rPr>
+        <w:t>Chapter3</w:t>
+      </w:r>
+    </w:p>
+    <w:p>
+      <w:r>
+        <w:t>Write a statement that reads in a string that can contain multiple words separated by blanks.</w:t>
+      </w:r>
+      <w:r>
+        <w:rPr>
+          <w:rFonts w:hint="eastAsia"/>
+        </w:rPr>
+        <w:t xml:space="preserve"> </w:t>
+      </w:r>
+      <w:proofErr w:type="spellStart"/>
+      <w:proofErr w:type="gramStart"/>
+      <w:r>
+        <w:t>getline</w:t>
+      </w:r>
+      <w:proofErr w:type="spellEnd"/>
+      <w:r>
+        <w:t>(</w:t>
+      </w:r>
+      <w:proofErr w:type="spellStart"/>
+      <w:proofErr w:type="gramEnd"/>
+      <w:r>
+        <w:t>cin</w:t>
+      </w:r>
+      <w:proofErr w:type="spellEnd"/>
+      <w:r>
+        <w:t>, description);</w:t>
+      </w:r>
+    </w:p>
+    <w:p>
+      <w:pPr>
+        <w:rPr>
+          <w:b/>
+          <w:bCs/>
+        </w:rPr>
+      </w:pPr>
+      <w:r>
+        <w:rPr>
+          <w:b/>
+          <w:bCs/>
+        </w:rPr>
+        <w:t>6. 假设程序有以下变量定义：int units; float mass; double weight; 和语句weight = mass * units; 哪个自动数据类型转换会发生？</w:t>
+      </w:r>
+    </w:p>
+    <w:p>
+      <w:r>
+        <w:t>A) mass demoted to int, units int, result int. B) units promoted to float, mass float, result float. C) units promoted to float, mass float, result double.</w:t>
+      </w:r>
+    </w:p>
+    <w:p>
+      <w:r>
+        <w:rPr>
+          <w:b/>
+          <w:bCs/>
+        </w:rPr>
+        <w:t>答案：</w:t>
+      </w:r>
+      <w:r>
+        <w:t xml:space="preserve"> C) units promoted to float, mass float, result double.</w:t>
+      </w:r>
+    </w:p>
+    <w:p>
+      <w:r>
+        <w:rPr>
+          <w:b/>
+          <w:bCs/>
+        </w:rPr>
+        <w:t>详细解答：</w:t>
+      </w:r>
+      <w:r>
+        <w:t xml:space="preserve"> 乘法中，units (int) 提升到float与mass相乘，结果是float，然后赋值给weight (double) 时，float提升到double。</w:t>
+      </w:r>
+    </w:p>
+    <w:p>
+      <w:r>
+        <w:rPr>
+          <w:b/>
+          <w:bCs/>
+        </w:rPr>
+        <w:lastRenderedPageBreak/>
+        <w:t>知识点解释：</w:t>
+      </w:r>
+      <w:r>
+        <w:t xml:space="preserve"> C++的隐式类型转换（promotion）在混合类型运算中发生：低精度向高精度提升（int -&gt; float -&gt; double），避免数据丢失。这确保运算安全，但可能导致精度问题。赋值时也可能转换</w:t>
+      </w:r>
+    </w:p>
+    <w:p>
+      <w:pPr>
+        <w:rPr>
+          <w:b/>
+          <w:bCs/>
+        </w:rPr>
+      </w:pPr>
+      <w:r>
+        <w:rPr>
+          <w:b/>
+          <w:bCs/>
+        </w:rPr>
+        <w:t>12. 写一个</w:t>
+      </w:r>
+      <w:proofErr w:type="spellStart"/>
+      <w:r>
+        <w:rPr>
+          <w:b/>
+          <w:bCs/>
+        </w:rPr>
+        <w:t>cout</w:t>
+      </w:r>
+      <w:proofErr w:type="spellEnd"/>
+      <w:r>
+        <w:rPr>
+          <w:b/>
+          <w:bCs/>
+        </w:rPr>
+        <w:t>语句，使变量</w:t>
+      </w:r>
+      <w:proofErr w:type="spellStart"/>
+      <w:r>
+        <w:rPr>
+          <w:b/>
+          <w:bCs/>
+        </w:rPr>
+        <w:t>divSales</w:t>
+      </w:r>
+      <w:proofErr w:type="spellEnd"/>
+      <w:r>
+        <w:rPr>
+          <w:b/>
+          <w:bCs/>
+        </w:rPr>
+        <w:t>显示在8空格字段中，在固定点记号中，小数点总是显示，精度为2位小数。</w:t>
+      </w:r>
+    </w:p>
+    <w:p>
+      <w:pPr>
+        <w:rPr>
+          <w:b/>
+          <w:bCs/>
+        </w:rPr>
+      </w:pPr>
+      <w:r>
+        <w:rPr>
+          <w:b/>
+          <w:bCs/>
+        </w:rPr>
+        <w:t xml:space="preserve">答案： </w:t>
+      </w:r>
+      <w:proofErr w:type="spellStart"/>
+      <w:r>
+        <w:rPr>
+          <w:b/>
+          <w:bCs/>
+        </w:rPr>
+        <w:t>cout</w:t>
+      </w:r>
+      <w:proofErr w:type="spellEnd"/>
+      <w:r>
+        <w:rPr>
+          <w:b/>
+          <w:bCs/>
+        </w:rPr>
+        <w:t xml:space="preserve"> &lt;&lt; fixed &lt;&lt; </w:t>
+      </w:r>
+      <w:proofErr w:type="spellStart"/>
+      <w:r>
+        <w:rPr>
+          <w:b/>
+          <w:bCs/>
+        </w:rPr>
+        <w:t>showpoint</w:t>
+      </w:r>
+      <w:proofErr w:type="spellEnd"/>
+      <w:r>
+        <w:rPr>
+          <w:b/>
+          <w:bCs/>
+        </w:rPr>
+        <w:t xml:space="preserve"> &lt;&lt; </w:t>
+      </w:r>
+      <w:proofErr w:type="spellStart"/>
+      <w:proofErr w:type="gramStart"/>
+      <w:r>
+        <w:rPr>
+          <w:b/>
+          <w:bCs/>
+        </w:rPr>
+        <w:t>setprecision</w:t>
+      </w:r>
+      <w:proofErr w:type="spellEnd"/>
+      <w:r>
+        <w:rPr>
+          <w:b/>
+          <w:bCs/>
+        </w:rPr>
+        <w:t>(</w:t>
+      </w:r>
+      <w:proofErr w:type="gramEnd"/>
+      <w:r>
+        <w:rPr>
+          <w:b/>
+          <w:bCs/>
+        </w:rPr>
+        <w:t xml:space="preserve">2) &lt;&lt; </w:t>
+      </w:r>
+      <w:proofErr w:type="spellStart"/>
+      <w:proofErr w:type="gramStart"/>
+      <w:r>
+        <w:rPr>
+          <w:b/>
+          <w:bCs/>
+        </w:rPr>
+        <w:t>setw</w:t>
+      </w:r>
+      <w:proofErr w:type="spellEnd"/>
+      <w:r>
+        <w:rPr>
+          <w:b/>
+          <w:bCs/>
+        </w:rPr>
+        <w:t>(</w:t>
+      </w:r>
+      <w:proofErr w:type="gramEnd"/>
+      <w:r>
+        <w:rPr>
+          <w:b/>
+          <w:bCs/>
+        </w:rPr>
+        <w:t xml:space="preserve">8) &lt;&lt; </w:t>
+      </w:r>
+      <w:proofErr w:type="spellStart"/>
+      <w:r>
+        <w:rPr>
+          <w:b/>
+          <w:bCs/>
+        </w:rPr>
+        <w:t>divSales</w:t>
+      </w:r>
+      <w:proofErr w:type="spellEnd"/>
+      <w:r>
+        <w:rPr>
+          <w:b/>
+          <w:bCs/>
+        </w:rPr>
+        <w:t>;</w:t>
+      </w:r>
+    </w:p>
+    <w:p>
+      <w:pPr>
+        <w:rPr>
+          <w:b/>
+          <w:bCs/>
+        </w:rPr>
+      </w:pPr>
+      <w:r>
+        <w:rPr>
+          <w:b/>
+          <w:bCs/>
+        </w:rPr>
+        <w:t>详细解答： 使用&lt;</w:t>
+      </w:r>
+      <w:proofErr w:type="spellStart"/>
+      <w:r>
+        <w:rPr>
+          <w:b/>
+          <w:bCs/>
+        </w:rPr>
+        <w:t>iomanip</w:t>
+      </w:r>
+      <w:proofErr w:type="spellEnd"/>
+      <w:r>
+        <w:rPr>
+          <w:b/>
+          <w:bCs/>
+        </w:rPr>
+        <w:t>&gt;的操纵符：fixed固定小数，</w:t>
+      </w:r>
+      <w:proofErr w:type="spellStart"/>
+      <w:r>
+        <w:rPr>
+          <w:b/>
+          <w:bCs/>
+        </w:rPr>
+        <w:t>showpoint</w:t>
+      </w:r>
+      <w:proofErr w:type="spellEnd"/>
+      <w:r>
+        <w:rPr>
+          <w:b/>
+          <w:bCs/>
+        </w:rPr>
+        <w:t>显示小数点，</w:t>
+      </w:r>
+      <w:proofErr w:type="spellStart"/>
+      <w:r>
+        <w:rPr>
+          <w:b/>
+          <w:bCs/>
+        </w:rPr>
+        <w:t>setprecision</w:t>
+      </w:r>
+      <w:proofErr w:type="spellEnd"/>
+      <w:r>
+        <w:rPr>
+          <w:b/>
+          <w:bCs/>
+        </w:rPr>
+        <w:t>(2)设置精度，</w:t>
+      </w:r>
+      <w:proofErr w:type="spellStart"/>
+      <w:r>
+        <w:rPr>
+          <w:b/>
+          <w:bCs/>
+        </w:rPr>
+        <w:t>setw</w:t>
+      </w:r>
+      <w:proofErr w:type="spellEnd"/>
+      <w:r>
+        <w:rPr>
+          <w:b/>
+          <w:bCs/>
+        </w:rPr>
+        <w:t>(8)字段宽度。</w:t>
+      </w:r>
+    </w:p>
+    <w:p>
+      <w:pPr>
+        <w:rPr>
+          <w:b/>
+          <w:bCs/>
+        </w:rPr>
+      </w:pPr>
+      <w:r>
+        <w:rPr>
+          <w:b/>
+          <w:bCs/>
+        </w:rPr>
+        <w:t>知识点解释： 输出格式化通过操纵符控制，提高显示专业性。需#include &lt;</w:t>
+      </w:r>
+      <w:proofErr w:type="spellStart"/>
+      <w:r>
+        <w:rPr>
+          <w:b/>
+          <w:bCs/>
+        </w:rPr>
+        <w:t>iomanip</w:t>
+      </w:r>
+      <w:proofErr w:type="spellEnd"/>
+      <w:r>
+        <w:rPr>
+          <w:b/>
+          <w:bCs/>
+        </w:rPr>
+        <w:t>&gt;和&lt;iostream&gt;。</w:t>
+      </w:r>
+    </w:p>
+    <w:p>
+      <w:pPr>
+        <w:rPr>
+          <w:b/>
+          <w:bCs/>
+        </w:rPr>
+      </w:pPr>
+      <w:r>
+        <w:rPr>
+          <w:b/>
+          <w:bCs/>
+        </w:rPr>
+        <w:t>13. 写一个</w:t>
+      </w:r>
+      <w:proofErr w:type="spellStart"/>
+      <w:r>
+        <w:rPr>
+          <w:b/>
+          <w:bCs/>
+        </w:rPr>
+        <w:t>cout</w:t>
+      </w:r>
+      <w:proofErr w:type="spellEnd"/>
+      <w:r>
+        <w:rPr>
+          <w:b/>
+          <w:bCs/>
+        </w:rPr>
+        <w:t>语句，使变量</w:t>
+      </w:r>
+      <w:proofErr w:type="spellStart"/>
+      <w:r>
+        <w:rPr>
+          <w:b/>
+          <w:bCs/>
+        </w:rPr>
+        <w:t>totalAge</w:t>
+      </w:r>
+      <w:proofErr w:type="spellEnd"/>
+      <w:r>
+        <w:rPr>
+          <w:b/>
+          <w:bCs/>
+        </w:rPr>
+        <w:t>显示在12空格字段中，在固定点记号中，精度为4位小数。</w:t>
+      </w:r>
+    </w:p>
+    <w:p>
+      <w:pPr>
+        <w:rPr>
+          <w:b/>
+          <w:bCs/>
+        </w:rPr>
+      </w:pPr>
+      <w:r>
+        <w:rPr>
+          <w:b/>
+          <w:bCs/>
+        </w:rPr>
+        <w:t xml:space="preserve">答案： </w:t>
+      </w:r>
+      <w:proofErr w:type="spellStart"/>
+      <w:r>
+        <w:rPr>
+          <w:b/>
+          <w:bCs/>
+        </w:rPr>
+        <w:t>cout</w:t>
+      </w:r>
+      <w:proofErr w:type="spellEnd"/>
+      <w:r>
+        <w:rPr>
+          <w:b/>
+          <w:bCs/>
+        </w:rPr>
+        <w:t xml:space="preserve"> &lt;&lt; fixed &lt;&lt; </w:t>
+      </w:r>
+      <w:proofErr w:type="spellStart"/>
+      <w:proofErr w:type="gramStart"/>
+      <w:r>
+        <w:rPr>
+          <w:b/>
+          <w:bCs/>
+        </w:rPr>
+        <w:t>setprecision</w:t>
+      </w:r>
+      <w:proofErr w:type="spellEnd"/>
+      <w:r>
+        <w:rPr>
+          <w:b/>
+          <w:bCs/>
+        </w:rPr>
+        <w:t>(</w:t>
+      </w:r>
+      <w:proofErr w:type="gramEnd"/>
+      <w:r>
+        <w:rPr>
+          <w:b/>
+          <w:bCs/>
+        </w:rPr>
+        <w:t xml:space="preserve">4) &lt;&lt; </w:t>
+      </w:r>
+      <w:proofErr w:type="spellStart"/>
+      <w:proofErr w:type="gramStart"/>
+      <w:r>
+        <w:rPr>
+          <w:b/>
+          <w:bCs/>
+        </w:rPr>
+        <w:t>setw</w:t>
+      </w:r>
+      <w:proofErr w:type="spellEnd"/>
+      <w:r>
+        <w:rPr>
+          <w:b/>
+          <w:bCs/>
+        </w:rPr>
+        <w:t>(</w:t>
+      </w:r>
+      <w:proofErr w:type="gramEnd"/>
+      <w:r>
+        <w:rPr>
+          <w:b/>
+          <w:bCs/>
+        </w:rPr>
+        <w:t xml:space="preserve">12) &lt;&lt; </w:t>
+      </w:r>
+      <w:proofErr w:type="spellStart"/>
+      <w:r>
+        <w:rPr>
+          <w:b/>
+          <w:bCs/>
+        </w:rPr>
+        <w:t>totalAge</w:t>
+      </w:r>
+      <w:proofErr w:type="spellEnd"/>
+      <w:r>
+        <w:rPr>
+          <w:b/>
+          <w:bCs/>
+        </w:rPr>
+        <w:t>;</w:t>
+      </w:r>
+    </w:p>
+    <w:p>
+      <w:pPr>
+        <w:rPr>
+          <w:b/>
+          <w:bCs/>
+        </w:rPr>
+      </w:pPr>
+      <w:r>
+        <w:rPr>
+          <w:b/>
+          <w:bCs/>
+        </w:rPr>
+        <w:t>详细解答： 类似12，但无</w:t>
+      </w:r>
+      <w:proofErr w:type="spellStart"/>
+      <w:r>
+        <w:rPr>
+          <w:b/>
+          <w:bCs/>
+        </w:rPr>
+        <w:t>showpoint</w:t>
+      </w:r>
+      <w:proofErr w:type="spellEnd"/>
+      <w:r>
+        <w:rPr>
+          <w:b/>
+          <w:bCs/>
+        </w:rPr>
+        <w:t>（fixed隐含显示小数点如果有小数）。</w:t>
+      </w:r>
+    </w:p>
+    <w:p>
+      <w:pPr>
+        <w:rPr>
+          <w:b/>
+          <w:bCs/>
+        </w:rPr>
+      </w:pPr>
+      <w:r>
+        <w:rPr>
+          <w:b/>
+          <w:bCs/>
+        </w:rPr>
+        <w:t xml:space="preserve">知识点解释： </w:t>
+      </w:r>
+      <w:proofErr w:type="spellStart"/>
+      <w:r>
+        <w:rPr>
+          <w:b/>
+          <w:bCs/>
+        </w:rPr>
+        <w:t>setprecision</w:t>
+      </w:r>
+      <w:proofErr w:type="spellEnd"/>
+      <w:r>
+        <w:rPr>
+          <w:b/>
+          <w:bCs/>
+        </w:rPr>
+        <w:t>控制小数位数，在fixed模式下指定小数点后位数。</w:t>
+      </w:r>
+    </w:p>
+    <w:p>
+      <w:pPr>
+        <w:rPr>
+          <w:b/>
+          <w:bCs/>
+        </w:rPr>
+      </w:pPr>
+    </w:p>
+    <w:p>
+      <w:pPr>
+        <w:rPr>
+          <w:b/>
+          <w:bCs/>
+        </w:rPr>
+      </w:pPr>
+      <w:r>
+        <w:rPr>
+          <w:b/>
+          <w:bCs/>
+        </w:rPr>
+        <w:t>14. 变量velocity的值为180.67245612456。写一个</w:t>
+      </w:r>
+      <w:proofErr w:type="spellStart"/>
+      <w:r>
+        <w:rPr>
+          <w:b/>
+          <w:bCs/>
+        </w:rPr>
+        <w:t>cout</w:t>
+      </w:r>
+      <w:proofErr w:type="spellEnd"/>
+      <w:r>
+        <w:rPr>
+          <w:b/>
+          <w:bCs/>
+        </w:rPr>
+        <w:t>语句，在6空格左对齐字段中显示它。写另一个</w:t>
+      </w:r>
+      <w:proofErr w:type="spellStart"/>
+      <w:r>
+        <w:rPr>
+          <w:b/>
+          <w:bCs/>
+        </w:rPr>
+        <w:t>cout</w:t>
+      </w:r>
+      <w:proofErr w:type="spellEnd"/>
+      <w:r>
+        <w:rPr>
+          <w:b/>
+          <w:bCs/>
+        </w:rPr>
+        <w:t>语句，在18空格字段中显示它，精度为12位小数，在固定记号中，带尾随零。</w:t>
+      </w:r>
+    </w:p>
+    <w:p>
+      <w:r>
+        <w:rPr>
+          <w:b/>
+          <w:bCs/>
+        </w:rPr>
+        <w:t>答案：</w:t>
+      </w:r>
+      <w:r>
+        <w:t xml:space="preserve"> 第一：</w:t>
+      </w:r>
+      <w:proofErr w:type="spellStart"/>
+      <w:r>
+        <w:t>cout</w:t>
+      </w:r>
+      <w:proofErr w:type="spellEnd"/>
+      <w:r>
+        <w:t xml:space="preserve"> &lt;&lt; left &lt;&lt; </w:t>
+      </w:r>
+      <w:proofErr w:type="spellStart"/>
+      <w:r>
+        <w:t>setw</w:t>
+      </w:r>
+      <w:proofErr w:type="spellEnd"/>
+      <w:r>
+        <w:t>(6) &lt;&lt; velocity; 第二：</w:t>
+      </w:r>
+      <w:proofErr w:type="spellStart"/>
+      <w:r>
+        <w:t>cout</w:t>
+      </w:r>
+      <w:proofErr w:type="spellEnd"/>
+      <w:r>
+        <w:t xml:space="preserve"> &lt;&lt; fixed &lt;&lt; </w:t>
+      </w:r>
+      <w:proofErr w:type="spellStart"/>
+      <w:proofErr w:type="gramStart"/>
+      <w:r>
+        <w:t>setprecision</w:t>
+      </w:r>
+      <w:proofErr w:type="spellEnd"/>
+      <w:r>
+        <w:t>(</w:t>
+      </w:r>
+      <w:proofErr w:type="gramEnd"/>
+      <w:r>
+        <w:t xml:space="preserve">12) &lt;&lt; </w:t>
+      </w:r>
+      <w:proofErr w:type="spellStart"/>
+      <w:proofErr w:type="gramStart"/>
+      <w:r>
+        <w:t>setw</w:t>
+      </w:r>
+      <w:proofErr w:type="spellEnd"/>
+      <w:r>
+        <w:t>(</w:t>
+      </w:r>
+      <w:proofErr w:type="gramEnd"/>
+      <w:r>
+        <w:t xml:space="preserve">18) &lt;&lt; velocity &lt;&lt; </w:t>
+      </w:r>
+      <w:proofErr w:type="spellStart"/>
+      <w:proofErr w:type="gramStart"/>
+      <w:r>
+        <w:t>setfill</w:t>
+      </w:r>
+      <w:proofErr w:type="spellEnd"/>
+      <w:r>
+        <w:t>(</w:t>
+      </w:r>
+      <w:proofErr w:type="gramEnd"/>
+      <w:r>
+        <w:t>'0');</w:t>
+      </w:r>
+    </w:p>
+    <w:p>
+      <w:r>
+        <w:rPr>
+          <w:b/>
+          <w:bCs/>
+        </w:rPr>
+        <w:t>详细解答：</w:t>
+      </w:r>
+      <w:r>
+        <w:t xml:space="preserve"> left左对齐，</w:t>
+      </w:r>
+      <w:proofErr w:type="spellStart"/>
+      <w:r>
+        <w:t>setw</w:t>
+      </w:r>
+      <w:proofErr w:type="spellEnd"/>
+      <w:r>
+        <w:t>设置宽度。第二个用fixed和</w:t>
+      </w:r>
+      <w:proofErr w:type="spellStart"/>
+      <w:r>
+        <w:t>setprecision</w:t>
+      </w:r>
+      <w:proofErr w:type="spellEnd"/>
+      <w:r>
+        <w:t>，尾随零可用</w:t>
+      </w:r>
+      <w:proofErr w:type="spellStart"/>
+      <w:r>
+        <w:t>setfill</w:t>
+      </w:r>
+      <w:proofErr w:type="spellEnd"/>
+      <w:r>
+        <w:t>('0')但通常fixed会显示零，如果需要填充可用。</w:t>
+      </w:r>
+    </w:p>
+    <w:p>
+      <w:r>
+        <w:rPr>
+          <w:b/>
+          <w:bCs/>
+        </w:rPr>
+        <w:t>知识点解释：</w:t>
+      </w:r>
+      <w:r>
+        <w:t xml:space="preserve"> left/right控制对齐，</w:t>
+      </w:r>
+      <w:proofErr w:type="spellStart"/>
+      <w:r>
+        <w:t>setfill</w:t>
+      </w:r>
+      <w:proofErr w:type="spellEnd"/>
+      <w:r>
+        <w:t>设置填充字符。精度在fixed下包括尾随零。这用于精确控制输出格式，如报告。</w:t>
+      </w:r>
+    </w:p>
+    <w:p>
+      <w:pPr>
+        <w:numPr>
+          <w:ilvl w:val="0"/>
+          <w:numId w:val="2"/>
+        </w:numPr>
+      </w:pPr>
+      <w:r>
+        <w:t xml:space="preserve">Stream manipulators are used for formatting the </w:t>
+      </w:r>
+      <w:r>
+        <w:rPr>
+          <w:b/>
+          <w:bCs/>
+          <w:highlight w:val="yellow"/>
+        </w:rPr>
+        <w:t>output</w:t>
+      </w:r>
+      <w:r>
+        <w:t xml:space="preserve"> of a program.</w:t>
+      </w:r>
+    </w:p>
+    <w:p>
+      <w:pPr>
+        <w:numPr>
+          <w:ilvl w:val="0"/>
+          <w:numId w:val="3"/>
+        </w:numPr>
+      </w:pPr>
+      <w:r>
+        <w:rPr>
+          <w:b/>
+          <w:bCs/>
+        </w:rPr>
+        <w:t>知识点</w:t>
+      </w:r>
+      <w:r>
+        <w:t>: 流操纵器（如 std::</w:t>
+      </w:r>
+      <w:proofErr w:type="spellStart"/>
+      <w:r>
+        <w:t>setw</w:t>
+      </w:r>
+      <w:proofErr w:type="spellEnd"/>
+      <w:r>
+        <w:t>, std::</w:t>
+      </w:r>
+      <w:proofErr w:type="spellStart"/>
+      <w:r>
+        <w:t>setprecision</w:t>
+      </w:r>
+      <w:proofErr w:type="spellEnd"/>
+      <w:r>
+        <w:t>）用于控制输出格式，常见于 C++ 的 &lt;</w:t>
+      </w:r>
+      <w:proofErr w:type="spellStart"/>
+      <w:r>
+        <w:t>iomanip</w:t>
+      </w:r>
+      <w:proofErr w:type="spellEnd"/>
+      <w:r>
+        <w:t>&gt; 头文件。</w:t>
+      </w:r>
+    </w:p>
+    <w:p>
+      <w:r>
+        <w:rPr>
+          <w:highlight w:val="yellow"/>
+        </w:rPr>
+        <w:t>Hand tracing</w:t>
+      </w:r>
+      <w:r>
+        <w:t xml:space="preserve"> is a debugging process where you pretend that you are the computer </w:t>
+      </w:r>
+      <w:proofErr w:type="spellStart"/>
+      <w:r>
+        <w:t>execut</w:t>
+      </w:r>
+      <w:proofErr w:type="spellEnd"/>
+      <w:r>
+        <w:t xml:space="preserve"> </w:t>
+      </w:r>
+      <w:proofErr w:type="spellStart"/>
+      <w:r>
+        <w:t>ing</w:t>
+      </w:r>
+      <w:proofErr w:type="spellEnd"/>
+      <w:r>
+        <w:t xml:space="preserve"> a program.</w:t>
+      </w:r>
+      <w:r>
+        <w:t xml:space="preserve"> </w:t>
+      </w:r>
+    </w:p>
+    <w:p>
+      <w:r>
+        <w:t xml:space="preserve">The </w:t>
+      </w:r>
+      <w:proofErr w:type="spellStart"/>
+      <w:r>
+        <w:rPr>
+          <w:rFonts w:hint="eastAsia"/>
+          <w:highlight w:val="yellow"/>
+        </w:rPr>
+        <w:t>cmath</w:t>
+      </w:r>
+      <w:proofErr w:type="spellEnd"/>
+      <w:r>
+        <w:rPr>
+          <w:rFonts w:hint="eastAsia"/>
+          <w:highlight w:val="yellow"/>
+        </w:rPr>
+        <w:t xml:space="preserve"> / </w:t>
+      </w:r>
+      <w:proofErr w:type="spellStart"/>
+      <w:r>
+        <w:rPr>
+          <w:rFonts w:hint="eastAsia"/>
+          <w:highlight w:val="yellow"/>
+        </w:rPr>
+        <w:t>math.h</w:t>
+      </w:r>
+      <w:proofErr w:type="spellEnd"/>
+      <w:r>
+        <w:rPr>
+          <w:rFonts w:hint="eastAsia"/>
+        </w:rPr>
+        <w:t xml:space="preserve"> </w:t>
+      </w:r>
+      <w:r>
+        <w:t xml:space="preserve">file must be included in a program that uses the mathematical </w:t>
+      </w:r>
+      <w:r>
+        <w:lastRenderedPageBreak/>
+        <w:t>functions.</w:t>
+      </w:r>
+    </w:p>
+    <w:p>
+      <w:r>
+        <w:rPr>
+          <w:rFonts w:hint="eastAsia"/>
+        </w:rPr>
+        <w:t>Int float double 分别输出什么</w:t>
+      </w:r>
+    </w:p>
+    <w:p>
+      <w:pPr>
+        <w:rPr>
+          <w:rFonts w:hint="eastAsia"/>
+        </w:rPr>
+      </w:pPr>
+      <w:r>
+        <w:rPr>
+          <w:rFonts w:hint="eastAsia"/>
+        </w:rPr>
+        <w:t>#include &lt;iostream&gt;</w:t>
+      </w:r>
+    </w:p>
+    <w:p>
+      <w:pPr>
+        <w:rPr>
+          <w:rFonts w:hint="eastAsia"/>
+        </w:rPr>
+      </w:pPr>
+      <w:r>
+        <w:rPr>
+          <w:rFonts w:hint="eastAsia"/>
+        </w:rPr>
+        <w:t>#include &lt;</w:t>
+      </w:r>
+      <w:proofErr w:type="spellStart"/>
+      <w:r>
+        <w:rPr>
+          <w:rFonts w:hint="eastAsia"/>
+        </w:rPr>
+        <w:t>iomanip</w:t>
+      </w:r>
+      <w:proofErr w:type="spellEnd"/>
+      <w:r>
+        <w:rPr>
+          <w:rFonts w:hint="eastAsia"/>
+        </w:rPr>
+        <w:t>&gt;</w:t>
+      </w:r>
+    </w:p>
+    <w:p>
+      <w:pPr>
+        <w:rPr>
+          <w:rFonts w:hint="eastAsia"/>
+        </w:rPr>
+      </w:pPr>
+      <w:r>
+        <w:rPr>
+          <w:rFonts w:hint="eastAsia"/>
+        </w:rPr>
+        <w:t>using namespace std;</w:t>
+      </w:r>
+    </w:p>
+    <w:p>
+      <w:pPr>
+        <w:rPr>
+          <w:rFonts w:hint="eastAsia"/>
+        </w:rPr>
+      </w:pPr>
+      <w:r>
+        <w:rPr>
+          <w:rFonts w:hint="eastAsia"/>
+        </w:rPr>
+        <w:t xml:space="preserve">int </w:t>
+      </w:r>
+      <w:proofErr w:type="gramStart"/>
+      <w:r>
+        <w:rPr>
+          <w:rFonts w:hint="eastAsia"/>
+        </w:rPr>
+        <w:t>main(</w:t>
+      </w:r>
+      <w:proofErr w:type="gramEnd"/>
+      <w:r>
+        <w:rPr>
+          <w:rFonts w:hint="eastAsia"/>
+        </w:rPr>
+        <w:t>)</w:t>
+      </w:r>
+    </w:p>
+    <w:p>
+      <w:pPr>
+        <w:rPr>
+          <w:rFonts w:hint="eastAsia"/>
+        </w:rPr>
+      </w:pPr>
+      <w:r>
+        <w:rPr>
+          <w:rFonts w:hint="eastAsia"/>
+        </w:rPr>
+        <w:t>{</w:t>
+      </w:r>
+    </w:p>
+    <w:p>
+      <w:pPr>
+        <w:rPr>
+          <w:rFonts w:hint="eastAsia"/>
+        </w:rPr>
+      </w:pPr>
+      <w:r>
+        <w:rPr>
+          <w:rFonts w:hint="eastAsia"/>
+        </w:rPr>
+        <w:t xml:space="preserve">    long seconds;</w:t>
+      </w:r>
+    </w:p>
+    <w:p>
+      <w:pPr>
+        <w:rPr>
+          <w:rFonts w:hint="eastAsia"/>
+        </w:rPr>
+      </w:pPr>
+      <w:r>
+        <w:rPr>
+          <w:rFonts w:hint="eastAsia"/>
+        </w:rPr>
+        <w:t xml:space="preserve">    double minutes, hours, days, months, years;</w:t>
+      </w:r>
+    </w:p>
+    <w:p>
+      <w:pPr>
+        <w:rPr>
+          <w:rFonts w:hint="eastAsia"/>
+        </w:rPr>
+      </w:pPr>
+      <w:r>
+        <w:rPr>
+          <w:rFonts w:hint="eastAsia"/>
+        </w:rPr>
+        <w:t xml:space="preserve">    </w:t>
+      </w:r>
+      <w:proofErr w:type="spellStart"/>
+      <w:r>
+        <w:rPr>
+          <w:rFonts w:hint="eastAsia"/>
+        </w:rPr>
+        <w:t>cout</w:t>
+      </w:r>
+      <w:proofErr w:type="spellEnd"/>
+      <w:r>
+        <w:rPr>
+          <w:rFonts w:hint="eastAsia"/>
+        </w:rPr>
+        <w:t xml:space="preserve"> &lt;&lt; "Enter the number of seconds that have\n";</w:t>
+      </w:r>
+    </w:p>
+    <w:p>
+      <w:pPr>
+        <w:rPr>
+          <w:rFonts w:hint="eastAsia"/>
+        </w:rPr>
+      </w:pPr>
+      <w:r>
+        <w:rPr>
+          <w:rFonts w:hint="eastAsia"/>
+        </w:rPr>
+        <w:t xml:space="preserve">    </w:t>
+      </w:r>
+      <w:proofErr w:type="spellStart"/>
+      <w:r>
+        <w:rPr>
+          <w:rFonts w:hint="eastAsia"/>
+        </w:rPr>
+        <w:t>cout</w:t>
+      </w:r>
+      <w:proofErr w:type="spellEnd"/>
+      <w:r>
+        <w:rPr>
+          <w:rFonts w:hint="eastAsia"/>
+        </w:rPr>
+        <w:t xml:space="preserve"> &lt;&lt; "elapsed since some time in the past and\n";</w:t>
+      </w:r>
+    </w:p>
+    <w:p>
+      <w:pPr>
+        <w:rPr>
+          <w:rFonts w:hint="eastAsia"/>
+        </w:rPr>
+      </w:pPr>
+      <w:r>
+        <w:rPr>
+          <w:rFonts w:hint="eastAsia"/>
+        </w:rPr>
+        <w:t xml:space="preserve">    </w:t>
+      </w:r>
+      <w:proofErr w:type="spellStart"/>
+      <w:r>
+        <w:rPr>
+          <w:rFonts w:hint="eastAsia"/>
+        </w:rPr>
+        <w:t>cout</w:t>
+      </w:r>
+      <w:proofErr w:type="spellEnd"/>
+      <w:r>
+        <w:rPr>
+          <w:rFonts w:hint="eastAsia"/>
+        </w:rPr>
+        <w:t xml:space="preserve"> &lt;&lt; "I will tell you how many minutes, </w:t>
+      </w:r>
+      <w:proofErr w:type="gramStart"/>
+      <w:r>
+        <w:rPr>
+          <w:rFonts w:hint="eastAsia"/>
+        </w:rPr>
+        <w:t>hours,\</w:t>
+      </w:r>
+      <w:proofErr w:type="gramEnd"/>
+      <w:r>
+        <w:rPr>
+          <w:rFonts w:hint="eastAsia"/>
+        </w:rPr>
+        <w:t>n";</w:t>
+      </w:r>
+    </w:p>
+    <w:p>
+      <w:pPr>
+        <w:rPr>
+          <w:rFonts w:hint="eastAsia"/>
+        </w:rPr>
+      </w:pPr>
+      <w:r>
+        <w:rPr>
+          <w:rFonts w:hint="eastAsia"/>
+        </w:rPr>
+        <w:t xml:space="preserve">    </w:t>
+      </w:r>
+      <w:proofErr w:type="spellStart"/>
+      <w:r>
+        <w:rPr>
+          <w:rFonts w:hint="eastAsia"/>
+        </w:rPr>
+        <w:t>cout</w:t>
+      </w:r>
+      <w:proofErr w:type="spellEnd"/>
+      <w:r>
+        <w:rPr>
+          <w:rFonts w:hint="eastAsia"/>
+        </w:rPr>
+        <w:t xml:space="preserve"> &lt;&lt; "days, months, and years have passed.\n";</w:t>
+      </w:r>
+    </w:p>
+    <w:p>
+      <w:pPr>
+        <w:rPr>
+          <w:rFonts w:hint="eastAsia"/>
+        </w:rPr>
+      </w:pPr>
+      <w:r>
+        <w:rPr>
+          <w:rFonts w:hint="eastAsia"/>
+        </w:rPr>
+        <w:t xml:space="preserve">    </w:t>
+      </w:r>
+      <w:proofErr w:type="spellStart"/>
+      <w:r>
+        <w:rPr>
+          <w:rFonts w:hint="eastAsia"/>
+        </w:rPr>
+        <w:t>cin</w:t>
+      </w:r>
+      <w:proofErr w:type="spellEnd"/>
+      <w:r>
+        <w:rPr>
+          <w:rFonts w:hint="eastAsia"/>
+        </w:rPr>
+        <w:t xml:space="preserve"> &gt;&gt; seconds;</w:t>
+      </w:r>
+    </w:p>
+    <w:p>
+      <w:pPr>
+        <w:rPr>
+          <w:rFonts w:hint="eastAsia"/>
+        </w:rPr>
+      </w:pPr>
+      <w:r>
+        <w:rPr>
+          <w:rFonts w:hint="eastAsia"/>
+        </w:rPr>
+        <w:t xml:space="preserve">    minutes = seconds / 60;</w:t>
+      </w:r>
+    </w:p>
+    <w:p>
+      <w:pPr>
+        <w:rPr>
+          <w:rFonts w:hint="eastAsia"/>
+        </w:rPr>
+      </w:pPr>
+      <w:r>
+        <w:rPr>
+          <w:rFonts w:hint="eastAsia"/>
+        </w:rPr>
+        <w:t xml:space="preserve">    hours = minutes / 60;</w:t>
+      </w:r>
+    </w:p>
+    <w:p>
+      <w:pPr>
+        <w:rPr>
+          <w:rFonts w:hint="eastAsia"/>
+        </w:rPr>
+      </w:pPr>
+      <w:r>
+        <w:rPr>
+          <w:rFonts w:hint="eastAsia"/>
+        </w:rPr>
+        <w:t xml:space="preserve">    days = hours / 24;</w:t>
+      </w:r>
+    </w:p>
+    <w:p>
+      <w:pPr>
+        <w:rPr>
+          <w:rFonts w:hint="eastAsia"/>
+        </w:rPr>
+      </w:pPr>
+      <w:r>
+        <w:rPr>
+          <w:rFonts w:hint="eastAsia"/>
+        </w:rPr>
+        <w:t xml:space="preserve">    years = days / 365;</w:t>
+      </w:r>
+    </w:p>
+    <w:p>
+      <w:pPr>
+        <w:rPr>
+          <w:rFonts w:hint="eastAsia"/>
+        </w:rPr>
+      </w:pPr>
+      <w:r>
+        <w:rPr>
+          <w:rFonts w:hint="eastAsia"/>
+        </w:rPr>
+        <w:t xml:space="preserve">    months = years * 12;</w:t>
+      </w:r>
+    </w:p>
+    <w:p>
+      <w:pPr>
+        <w:rPr>
+          <w:rFonts w:hint="eastAsia"/>
+        </w:rPr>
+      </w:pPr>
+      <w:r>
+        <w:rPr>
+          <w:rFonts w:hint="eastAsia"/>
+        </w:rPr>
+        <w:t xml:space="preserve">    </w:t>
+      </w:r>
+      <w:proofErr w:type="spellStart"/>
+      <w:r>
+        <w:rPr>
+          <w:rFonts w:hint="eastAsia"/>
+        </w:rPr>
+        <w:t>cout</w:t>
+      </w:r>
+      <w:proofErr w:type="spellEnd"/>
+      <w:r>
+        <w:rPr>
+          <w:rFonts w:hint="eastAsia"/>
+        </w:rPr>
+        <w:t xml:space="preserve"> &lt;&lt; </w:t>
+      </w:r>
+      <w:proofErr w:type="spellStart"/>
+      <w:proofErr w:type="gramStart"/>
+      <w:r>
+        <w:rPr>
+          <w:rFonts w:hint="eastAsia"/>
+        </w:rPr>
+        <w:t>setprecision</w:t>
+      </w:r>
+      <w:proofErr w:type="spellEnd"/>
+      <w:r>
+        <w:rPr>
+          <w:rFonts w:hint="eastAsia"/>
+        </w:rPr>
+        <w:t>(</w:t>
+      </w:r>
+      <w:proofErr w:type="gramEnd"/>
+      <w:r>
+        <w:rPr>
+          <w:rFonts w:hint="eastAsia"/>
+        </w:rPr>
+        <w:t xml:space="preserve">4) &lt;&lt; fixed &lt;&lt; </w:t>
+      </w:r>
+      <w:proofErr w:type="spellStart"/>
+      <w:r>
+        <w:rPr>
+          <w:rFonts w:hint="eastAsia"/>
+        </w:rPr>
+        <w:t>showpoint</w:t>
+      </w:r>
+      <w:proofErr w:type="spellEnd"/>
+      <w:r>
+        <w:rPr>
+          <w:rFonts w:hint="eastAsia"/>
+        </w:rPr>
+        <w:t xml:space="preserve"> &lt;&lt; right;</w:t>
+      </w:r>
+    </w:p>
+    <w:p>
+      <w:pPr>
+        <w:rPr>
+          <w:rFonts w:hint="eastAsia"/>
+        </w:rPr>
+      </w:pPr>
+      <w:r>
+        <w:rPr>
+          <w:rFonts w:hint="eastAsia"/>
+        </w:rPr>
+        <w:t xml:space="preserve">    </w:t>
+      </w:r>
+      <w:proofErr w:type="spellStart"/>
+      <w:r>
+        <w:rPr>
+          <w:rFonts w:hint="eastAsia"/>
+        </w:rPr>
+        <w:t>cout</w:t>
+      </w:r>
+      <w:proofErr w:type="spellEnd"/>
+      <w:r>
+        <w:rPr>
+          <w:rFonts w:hint="eastAsia"/>
+        </w:rPr>
+        <w:t xml:space="preserve"> &lt;&lt; "Minutes: " &lt;&lt; </w:t>
+      </w:r>
+      <w:proofErr w:type="spellStart"/>
+      <w:proofErr w:type="gramStart"/>
+      <w:r>
+        <w:rPr>
+          <w:rFonts w:hint="eastAsia"/>
+        </w:rPr>
+        <w:t>setw</w:t>
+      </w:r>
+      <w:proofErr w:type="spellEnd"/>
+      <w:r>
+        <w:rPr>
+          <w:rFonts w:hint="eastAsia"/>
+        </w:rPr>
+        <w:t>(</w:t>
+      </w:r>
+      <w:proofErr w:type="gramEnd"/>
+      <w:r>
+        <w:rPr>
+          <w:rFonts w:hint="eastAsia"/>
+        </w:rPr>
+        <w:t xml:space="preserve">6) &lt;&lt; minutes &lt;&lt; </w:t>
+      </w:r>
+      <w:proofErr w:type="spellStart"/>
+      <w:r>
+        <w:rPr>
+          <w:rFonts w:hint="eastAsia"/>
+        </w:rPr>
+        <w:t>endl</w:t>
+      </w:r>
+      <w:proofErr w:type="spellEnd"/>
+      <w:r>
+        <w:rPr>
+          <w:rFonts w:hint="eastAsia"/>
+        </w:rPr>
+        <w:t>;</w:t>
+      </w:r>
+    </w:p>
+    <w:p>
+      <w:pPr>
+        <w:rPr>
+          <w:rFonts w:hint="eastAsia"/>
+        </w:rPr>
+      </w:pPr>
+      <w:r>
+        <w:rPr>
+          <w:rFonts w:hint="eastAsia"/>
+        </w:rPr>
+        <w:t xml:space="preserve">    </w:t>
+      </w:r>
+      <w:proofErr w:type="spellStart"/>
+      <w:r>
+        <w:rPr>
+          <w:rFonts w:hint="eastAsia"/>
+        </w:rPr>
+        <w:t>cout</w:t>
+      </w:r>
+      <w:proofErr w:type="spellEnd"/>
+      <w:r>
+        <w:rPr>
+          <w:rFonts w:hint="eastAsia"/>
+        </w:rPr>
+        <w:t xml:space="preserve"> &lt;&lt; "Hours: " &lt;&lt; </w:t>
+      </w:r>
+      <w:proofErr w:type="spellStart"/>
+      <w:proofErr w:type="gramStart"/>
+      <w:r>
+        <w:rPr>
+          <w:rFonts w:hint="eastAsia"/>
+        </w:rPr>
+        <w:t>setw</w:t>
+      </w:r>
+      <w:proofErr w:type="spellEnd"/>
+      <w:r>
+        <w:rPr>
+          <w:rFonts w:hint="eastAsia"/>
+        </w:rPr>
+        <w:t>(</w:t>
+      </w:r>
+      <w:proofErr w:type="gramEnd"/>
+      <w:r>
+        <w:rPr>
+          <w:rFonts w:hint="eastAsia"/>
+        </w:rPr>
+        <w:t xml:space="preserve">6) &lt;&lt; hours &lt;&lt; </w:t>
+      </w:r>
+      <w:proofErr w:type="spellStart"/>
+      <w:r>
+        <w:rPr>
+          <w:rFonts w:hint="eastAsia"/>
+        </w:rPr>
+        <w:t>endl</w:t>
+      </w:r>
+      <w:proofErr w:type="spellEnd"/>
+      <w:r>
+        <w:rPr>
+          <w:rFonts w:hint="eastAsia"/>
+        </w:rPr>
+        <w:t>;</w:t>
+      </w:r>
+    </w:p>
+    <w:p>
+      <w:pPr>
+        <w:rPr>
+          <w:rFonts w:hint="eastAsia"/>
+        </w:rPr>
+      </w:pPr>
+      <w:r>
+        <w:rPr>
+          <w:rFonts w:hint="eastAsia"/>
+        </w:rPr>
+        <w:t xml:space="preserve">    </w:t>
+      </w:r>
+      <w:proofErr w:type="spellStart"/>
+      <w:r>
+        <w:rPr>
+          <w:rFonts w:hint="eastAsia"/>
+        </w:rPr>
+        <w:t>cout</w:t>
+      </w:r>
+      <w:proofErr w:type="spellEnd"/>
+      <w:r>
+        <w:rPr>
+          <w:rFonts w:hint="eastAsia"/>
+        </w:rPr>
+        <w:t xml:space="preserve"> &lt;&lt; "Days: " &lt;&lt; </w:t>
+      </w:r>
+      <w:proofErr w:type="spellStart"/>
+      <w:proofErr w:type="gramStart"/>
+      <w:r>
+        <w:rPr>
+          <w:rFonts w:hint="eastAsia"/>
+        </w:rPr>
+        <w:t>setw</w:t>
+      </w:r>
+      <w:proofErr w:type="spellEnd"/>
+      <w:r>
+        <w:rPr>
+          <w:rFonts w:hint="eastAsia"/>
+        </w:rPr>
+        <w:t>(</w:t>
+      </w:r>
+      <w:proofErr w:type="gramEnd"/>
+      <w:r>
+        <w:rPr>
+          <w:rFonts w:hint="eastAsia"/>
+        </w:rPr>
+        <w:t xml:space="preserve">6) &lt;&lt; days &lt;&lt; </w:t>
+      </w:r>
+      <w:proofErr w:type="spellStart"/>
+      <w:r>
+        <w:rPr>
+          <w:rFonts w:hint="eastAsia"/>
+        </w:rPr>
+        <w:t>endl</w:t>
+      </w:r>
+      <w:proofErr w:type="spellEnd"/>
+      <w:r>
+        <w:rPr>
+          <w:rFonts w:hint="eastAsia"/>
+        </w:rPr>
+        <w:t>;</w:t>
+      </w:r>
+    </w:p>
+    <w:p>
+      <w:pPr>
+        <w:rPr>
+          <w:rFonts w:hint="eastAsia"/>
+        </w:rPr>
+      </w:pPr>
+      <w:r>
+        <w:rPr>
+          <w:rFonts w:hint="eastAsia"/>
+        </w:rPr>
+        <w:t xml:space="preserve">    </w:t>
+      </w:r>
+      <w:proofErr w:type="spellStart"/>
+      <w:r>
+        <w:rPr>
+          <w:rFonts w:hint="eastAsia"/>
+        </w:rPr>
+        <w:t>cout</w:t>
+      </w:r>
+      <w:proofErr w:type="spellEnd"/>
+      <w:r>
+        <w:rPr>
+          <w:rFonts w:hint="eastAsia"/>
+        </w:rPr>
+        <w:t xml:space="preserve"> &lt;&lt; "Months: " &lt;&lt; </w:t>
+      </w:r>
+      <w:proofErr w:type="spellStart"/>
+      <w:proofErr w:type="gramStart"/>
+      <w:r>
+        <w:rPr>
+          <w:rFonts w:hint="eastAsia"/>
+        </w:rPr>
+        <w:t>setw</w:t>
+      </w:r>
+      <w:proofErr w:type="spellEnd"/>
+      <w:r>
+        <w:rPr>
+          <w:rFonts w:hint="eastAsia"/>
+        </w:rPr>
+        <w:t>(</w:t>
+      </w:r>
+      <w:proofErr w:type="gramEnd"/>
+      <w:r>
+        <w:rPr>
+          <w:rFonts w:hint="eastAsia"/>
+        </w:rPr>
+        <w:t xml:space="preserve">6) &lt;&lt; months &lt;&lt; </w:t>
+      </w:r>
+      <w:proofErr w:type="spellStart"/>
+      <w:r>
+        <w:rPr>
+          <w:rFonts w:hint="eastAsia"/>
+        </w:rPr>
+        <w:t>endl</w:t>
+      </w:r>
+      <w:proofErr w:type="spellEnd"/>
+      <w:r>
+        <w:rPr>
+          <w:rFonts w:hint="eastAsia"/>
+        </w:rPr>
+        <w:t>;</w:t>
+      </w:r>
+    </w:p>
+    <w:p>
+      <w:pPr>
+        <w:rPr>
+          <w:rFonts w:hint="eastAsia"/>
+        </w:rPr>
+      </w:pPr>
+      <w:r>
+        <w:rPr>
+          <w:rFonts w:hint="eastAsia"/>
+        </w:rPr>
+        <w:t xml:space="preserve">    </w:t>
+      </w:r>
+      <w:proofErr w:type="spellStart"/>
+      <w:r>
+        <w:rPr>
+          <w:rFonts w:hint="eastAsia"/>
+        </w:rPr>
+        <w:t>cout</w:t>
+      </w:r>
+      <w:proofErr w:type="spellEnd"/>
+      <w:r>
+        <w:rPr>
+          <w:rFonts w:hint="eastAsia"/>
+        </w:rPr>
+        <w:t xml:space="preserve"> &lt;&lt; "Years: " &lt;&lt; </w:t>
+      </w:r>
+      <w:proofErr w:type="spellStart"/>
+      <w:proofErr w:type="gramStart"/>
+      <w:r>
+        <w:rPr>
+          <w:rFonts w:hint="eastAsia"/>
+        </w:rPr>
+        <w:t>setw</w:t>
+      </w:r>
+      <w:proofErr w:type="spellEnd"/>
+      <w:r>
+        <w:rPr>
+          <w:rFonts w:hint="eastAsia"/>
+        </w:rPr>
+        <w:t>(</w:t>
+      </w:r>
+      <w:proofErr w:type="gramEnd"/>
+      <w:r>
+        <w:rPr>
+          <w:rFonts w:hint="eastAsia"/>
+        </w:rPr>
+        <w:t xml:space="preserve">6) &lt;&lt; years &lt;&lt; </w:t>
+      </w:r>
+      <w:proofErr w:type="spellStart"/>
+      <w:r>
+        <w:rPr>
+          <w:rFonts w:hint="eastAsia"/>
+        </w:rPr>
+        <w:t>endl</w:t>
+      </w:r>
+      <w:proofErr w:type="spellEnd"/>
+      <w:r>
+        <w:rPr>
+          <w:rFonts w:hint="eastAsia"/>
+        </w:rPr>
+        <w:t>;</w:t>
+      </w:r>
+    </w:p>
+    <w:p>
+      <w:pPr>
+        <w:rPr>
+          <w:rFonts w:hint="eastAsia"/>
+        </w:rPr>
+      </w:pPr>
+      <w:r>
+        <w:rPr>
+          <w:rFonts w:hint="eastAsia"/>
+        </w:rPr>
+        <w:t xml:space="preserve">    return 0;</w:t>
+      </w:r>
+    </w:p>
+    <w:p>
+      <w:r>
+        <w:rPr>
+          <w:rFonts w:hint="eastAsia"/>
+        </w:rPr>
+        <w:t>}</w:t>
+      </w:r>
+    </w:p>
+    <w:p>
+      <w:pPr>
+        <w:rPr>
+          <w:rFonts w:hint="eastAsia"/>
+          <w:highlight w:val="yellow"/>
+        </w:rPr>
+      </w:pPr>
+      <w:r>
+        <w:rPr>
+          <w:rFonts w:hint="eastAsia"/>
+          <w:highlight w:val="yellow"/>
+        </w:rPr>
+        <w:lastRenderedPageBreak/>
+        <w:t>Minutes: 612002.0000</w:t>
+      </w:r>
+    </w:p>
+    <w:p>
+      <w:pPr>
+        <w:rPr>
+          <w:rFonts w:hint="eastAsia"/>
+          <w:highlight w:val="yellow"/>
+        </w:rPr>
+      </w:pPr>
+      <w:r>
+        <w:rPr>
+          <w:rFonts w:hint="eastAsia"/>
+          <w:highlight w:val="yellow"/>
+        </w:rPr>
+        <w:t>Hours: 10200.0333</w:t>
+      </w:r>
+    </w:p>
+    <w:p>
+      <w:pPr>
+        <w:rPr>
+          <w:rFonts w:hint="eastAsia"/>
+          <w:highlight w:val="yellow"/>
+        </w:rPr>
+      </w:pPr>
+      <w:r>
+        <w:rPr>
+          <w:rFonts w:hint="eastAsia"/>
+          <w:highlight w:val="yellow"/>
+        </w:rPr>
+        <w:t>Days: 425.0014</w:t>
+      </w:r>
+      <w:r>
+        <w:rPr>
+          <w:rFonts w:hint="eastAsia"/>
+          <w:highlight w:val="yellow"/>
+        </w:rPr>
+        <w:t>、</w:t>
+      </w:r>
+    </w:p>
+    <w:p>
+      <w:pPr>
+        <w:rPr>
+          <w:rFonts w:hint="eastAsia"/>
+          <w:highlight w:val="yellow"/>
+        </w:rPr>
+      </w:pPr>
+      <w:r>
+        <w:rPr>
+          <w:rFonts w:hint="eastAsia"/>
+          <w:highlight w:val="yellow"/>
+        </w:rPr>
+        <w:t>Months: 13.9726</w:t>
+      </w:r>
+    </w:p>
+    <w:p>
+      <w:pPr>
+        <w:rPr>
+          <w:rFonts w:hint="eastAsia"/>
+        </w:rPr>
+      </w:pPr>
+      <w:r>
+        <w:rPr>
+          <w:rFonts w:hint="eastAsia"/>
+          <w:highlight w:val="yellow"/>
+        </w:rPr>
+        <w:t>Years: 1.1644</w:t>
+      </w:r>
     </w:p>
     <w:sectPr>
       <w:pgSz w:w="11906" w:h="16838"/>
@@ -652,6 +2519,119 @@
 <file path=word/numbering.xml><?xml version="1.0" encoding="utf-8"?>
 <w:numbering xmlns:wpc="http://schemas.microsoft.com/office/word/2010/wordprocessingCanvas" xmlns:cx="http://schemas.microsoft.com/office/drawing/2014/chartex" xmlns:cx1="http://schemas.microsoft.com/office/drawing/2015/9/8/chartex" xmlns:cx2="http://schemas.microsoft.com/office/drawing/2015/10/21/chartex" xmlns:cx3="http://schemas.microsoft.com/office/drawing/2016/5/9/chartex" xmlns:cx4="http://schemas.microsoft.com/office/drawing/2016/5/10/chartex" xmlns:cx5="http://schemas.microsoft.com/office/drawing/2016/5/11/chartex" xmlns:cx6="http://schemas.microsoft.com/office/drawing/2016/5/12/chartex" xmlns:cx7="http://schemas.microsoft.com/office/drawing/2016/5/13/chartex" xmlns:cx8="http://schemas.microsoft.com/office/drawing/2016/5/14/chartex" xmlns:mc="http://schemas.openxmlformats.org/markup-compatibility/2006" xmlns:aink="http://schemas.microsoft.com/office/drawing/2016/ink" xmlns:am3d="http://schemas.microsoft.com/office/drawing/2017/model3d" xmlns:o="urn:schemas-microsoft-com:office:office" xmlns:oel="http://schemas.microsoft.com/office/2019/extlst" xmlns:r="http://schemas.openxmlformats.org/officeDocument/2006/relationships" xmlns:m="http://schemas.openxmlformats.org/officeDocument/2006/math" xmlns:v="urn:schemas-microsoft-com:vml" xmlns:wp14="http://schemas.microsoft.com/office/word/2010/wordprocessingDrawing" xmlns:wp="http://schemas.openxmlformats.org/drawingml/2006/wordprocessingDrawing" xmlns:w10="urn:schemas-microsoft-com:office:word" xmlns:w="http://schemas.openxmlformats.org/wordprocessingml/2006/main" xmlns:w14="http://schemas.microsoft.com/office/word/2010/wordml" xmlns:w15="http://schemas.microsoft.com/office/word/2012/wordml" xmlns:w16cex="http://schemas.microsoft.com/office/word/2018/wordml/cex" xmlns:w16cid="http://schemas.microsoft.com/office/word/2016/wordml/cid" xmlns:w16="http://schemas.microsoft.com/office/word/2018/wordml" xmlns:w16du="http://schemas.microsoft.com/office/word/2023/wordml/word16du" xmlns:w16sdtdh="http://schemas.microsoft.com/office/word/2020/wordml/sdtdatahash" xmlns:w16sdtfl="http://schemas.microsoft.com/office/word/2024/wordml/sdtformatlock" xmlns:w16se="http://schemas.microsoft.com/office/word/2015/wordml/symex" xmlns:wpg="http://schemas.microsoft.com/office/word/2010/wordprocessingGroup" xmlns:wpi="http://schemas.microsoft.com/office/word/2010/wordprocessingInk" xmlns:wne="http://schemas.microsoft.com/office/word/2006/wordml" xmlns:wps="http://schemas.microsoft.com/office/word/2010/wordprocessingShape" mc:Ignorable="w14 w15 w16se w16cid w16 w16cex w16sdtdh w16sdtfl w16du wp14">
   <w:abstractNum w:abstractNumId="0" w15:restartNumberingAfterBreak="0">
+    <w:nsid w:val="05023C3E"/>
+    <w:multiLevelType w:val="multilevel"/>
+    <w:tmpl w:val="CBC0F85E"/>
+    <w:lvl w:ilvl="0">
+      <w:start w:val="21"/>
+      <w:numFmt w:val="decimal"/>
+      <w:lvlText w:val="%1."/>
+      <w:lvlJc w:val="left"/>
+      <w:pPr>
+        <w:tabs>
+          <w:tab w:val="num" w:pos="720"/>
+        </w:tabs>
+        <w:ind w:left="720" w:hanging="360"/>
+      </w:pPr>
+    </w:lvl>
+    <w:lvl w:ilvl="1" w:tentative="1">
+      <w:start w:val="1"/>
+      <w:numFmt w:val="decimal"/>
+      <w:lvlText w:val="%2."/>
+      <w:lvlJc w:val="left"/>
+      <w:pPr>
+        <w:tabs>
+          <w:tab w:val="num" w:pos="1440"/>
+        </w:tabs>
+        <w:ind w:left="1440" w:hanging="360"/>
+      </w:pPr>
+    </w:lvl>
+    <w:lvl w:ilvl="2" w:tentative="1">
+      <w:start w:val="1"/>
+      <w:numFmt w:val="decimal"/>
+      <w:lvlText w:val="%3."/>
+      <w:lvlJc w:val="left"/>
+      <w:pPr>
+        <w:tabs>
+          <w:tab w:val="num" w:pos="2160"/>
+        </w:tabs>
+        <w:ind w:left="2160" w:hanging="360"/>
+      </w:pPr>
+    </w:lvl>
+    <w:lvl w:ilvl="3" w:tentative="1">
+      <w:start w:val="1"/>
+      <w:numFmt w:val="decimal"/>
+      <w:lvlText w:val="%4."/>
+      <w:lvlJc w:val="left"/>
+      <w:pPr>
+        <w:tabs>
+          <w:tab w:val="num" w:pos="2880"/>
+        </w:tabs>
+        <w:ind w:left="2880" w:hanging="360"/>
+      </w:pPr>
+    </w:lvl>
+    <w:lvl w:ilvl="4" w:tentative="1">
+      <w:start w:val="1"/>
+      <w:numFmt w:val="decimal"/>
+      <w:lvlText w:val="%5."/>
+      <w:lvlJc w:val="left"/>
+      <w:pPr>
+        <w:tabs>
+          <w:tab w:val="num" w:pos="3600"/>
+        </w:tabs>
+        <w:ind w:left="3600" w:hanging="360"/>
+      </w:pPr>
+    </w:lvl>
+    <w:lvl w:ilvl="5" w:tentative="1">
+      <w:start w:val="1"/>
+      <w:numFmt w:val="decimal"/>
+      <w:lvlText w:val="%6."/>
+      <w:lvlJc w:val="left"/>
+      <w:pPr>
+        <w:tabs>
+          <w:tab w:val="num" w:pos="4320"/>
+        </w:tabs>
+        <w:ind w:left="4320" w:hanging="360"/>
+      </w:pPr>
+    </w:lvl>
+    <w:lvl w:ilvl="6" w:tentative="1">
+      <w:start w:val="1"/>
+      <w:numFmt w:val="decimal"/>
+      <w:lvlText w:val="%7."/>
+      <w:lvlJc w:val="left"/>
+      <w:pPr>
+        <w:tabs>
+          <w:tab w:val="num" w:pos="5040"/>
+        </w:tabs>
+        <w:ind w:left="5040" w:hanging="360"/>
+      </w:pPr>
+    </w:lvl>
+    <w:lvl w:ilvl="7" w:tentative="1">
+      <w:start w:val="1"/>
+      <w:numFmt w:val="decimal"/>
+      <w:lvlText w:val="%8."/>
+      <w:lvlJc w:val="left"/>
+      <w:pPr>
+        <w:tabs>
+          <w:tab w:val="num" w:pos="5760"/>
+        </w:tabs>
+        <w:ind w:left="5760" w:hanging="360"/>
+      </w:pPr>
+    </w:lvl>
+    <w:lvl w:ilvl="8" w:tentative="1">
+      <w:start w:val="1"/>
+      <w:numFmt w:val="decimal"/>
+      <w:lvlText w:val="%9."/>
+      <w:lvlJc w:val="left"/>
+      <w:pPr>
+        <w:tabs>
+          <w:tab w:val="num" w:pos="6480"/>
+        </w:tabs>
+        <w:ind w:left="6480" w:hanging="360"/>
+      </w:pPr>
+    </w:lvl>
+  </w:abstractNum>
+  <w:abstractNum w:abstractNumId="1" w15:restartNumberingAfterBreak="0">
     <w:nsid w:val="2A633FD4"/>
     <w:multiLevelType w:val="multilevel"/>
     <w:tmpl w:val="C0B44824"/>
@@ -800,8 +2780,163 @@
       </w:rPr>
     </w:lvl>
   </w:abstractNum>
+  <w:abstractNum w:abstractNumId="2" w15:restartNumberingAfterBreak="0">
+    <w:nsid w:val="55421D28"/>
+    <w:multiLevelType w:val="multilevel"/>
+    <w:tmpl w:val="7108D7D6"/>
+    <w:lvl w:ilvl="0">
+      <w:start w:val="1"/>
+      <w:numFmt w:val="bullet"/>
+      <w:lvlText w:val=""/>
+      <w:lvlJc w:val="left"/>
+      <w:pPr>
+        <w:tabs>
+          <w:tab w:val="num" w:pos="720"/>
+        </w:tabs>
+        <w:ind w:left="720" w:hanging="360"/>
+      </w:pPr>
+      <w:rPr>
+        <w:rFonts w:ascii="Symbol" w:hAnsi="Symbol" w:hint="default"/>
+        <w:sz w:val="20"/>
+      </w:rPr>
+    </w:lvl>
+    <w:lvl w:ilvl="1" w:tentative="1">
+      <w:start w:val="1"/>
+      <w:numFmt w:val="bullet"/>
+      <w:lvlText w:val="o"/>
+      <w:lvlJc w:val="left"/>
+      <w:pPr>
+        <w:tabs>
+          <w:tab w:val="num" w:pos="1440"/>
+        </w:tabs>
+        <w:ind w:left="1440" w:hanging="360"/>
+      </w:pPr>
+      <w:rPr>
+        <w:rFonts w:ascii="Courier New" w:hAnsi="Courier New" w:hint="default"/>
+        <w:sz w:val="20"/>
+      </w:rPr>
+    </w:lvl>
+    <w:lvl w:ilvl="2" w:tentative="1">
+      <w:start w:val="1"/>
+      <w:numFmt w:val="bullet"/>
+      <w:lvlText w:val=""/>
+      <w:lvlJc w:val="left"/>
+      <w:pPr>
+        <w:tabs>
+          <w:tab w:val="num" w:pos="2160"/>
+        </w:tabs>
+        <w:ind w:left="2160" w:hanging="360"/>
+      </w:pPr>
+      <w:rPr>
+        <w:rFonts w:ascii="Wingdings" w:hAnsi="Wingdings" w:hint="default"/>
+        <w:sz w:val="20"/>
+      </w:rPr>
+    </w:lvl>
+    <w:lvl w:ilvl="3" w:tentative="1">
+      <w:start w:val="1"/>
+      <w:numFmt w:val="bullet"/>
+      <w:lvlText w:val=""/>
+      <w:lvlJc w:val="left"/>
+      <w:pPr>
+        <w:tabs>
+          <w:tab w:val="num" w:pos="2880"/>
+        </w:tabs>
+        <w:ind w:left="2880" w:hanging="360"/>
+      </w:pPr>
+      <w:rPr>
+        <w:rFonts w:ascii="Wingdings" w:hAnsi="Wingdings" w:hint="default"/>
+        <w:sz w:val="20"/>
+      </w:rPr>
+    </w:lvl>
+    <w:lvl w:ilvl="4" w:tentative="1">
+      <w:start w:val="1"/>
+      <w:numFmt w:val="bullet"/>
+      <w:lvlText w:val=""/>
+      <w:lvlJc w:val="left"/>
+      <w:pPr>
+        <w:tabs>
+          <w:tab w:val="num" w:pos="3600"/>
+        </w:tabs>
+        <w:ind w:left="3600" w:hanging="360"/>
+      </w:pPr>
+      <w:rPr>
+        <w:rFonts w:ascii="Wingdings" w:hAnsi="Wingdings" w:hint="default"/>
+        <w:sz w:val="20"/>
+      </w:rPr>
+    </w:lvl>
+    <w:lvl w:ilvl="5" w:tentative="1">
+      <w:start w:val="1"/>
+      <w:numFmt w:val="bullet"/>
+      <w:lvlText w:val=""/>
+      <w:lvlJc w:val="left"/>
+      <w:pPr>
+        <w:tabs>
+          <w:tab w:val="num" w:pos="4320"/>
+        </w:tabs>
+        <w:ind w:left="4320" w:hanging="360"/>
+      </w:pPr>
+      <w:rPr>
+        <w:rFonts w:ascii="Wingdings" w:hAnsi="Wingdings" w:hint="default"/>
+        <w:sz w:val="20"/>
+      </w:rPr>
+    </w:lvl>
+    <w:lvl w:ilvl="6" w:tentative="1">
+      <w:start w:val="1"/>
+      <w:numFmt w:val="bullet"/>
+      <w:lvlText w:val=""/>
+      <w:lvlJc w:val="left"/>
+      <w:pPr>
+        <w:tabs>
+          <w:tab w:val="num" w:pos="5040"/>
+        </w:tabs>
+        <w:ind w:left="5040" w:hanging="360"/>
+      </w:pPr>
+      <w:rPr>
+        <w:rFonts w:ascii="Wingdings" w:hAnsi="Wingdings" w:hint="default"/>
+        <w:sz w:val="20"/>
+      </w:rPr>
+    </w:lvl>
+    <w:lvl w:ilvl="7" w:tentative="1">
+      <w:start w:val="1"/>
+      <w:numFmt w:val="bullet"/>
+      <w:lvlText w:val=""/>
+      <w:lvlJc w:val="left"/>
+      <w:pPr>
+        <w:tabs>
+          <w:tab w:val="num" w:pos="5760"/>
+        </w:tabs>
+        <w:ind w:left="5760" w:hanging="360"/>
+      </w:pPr>
+      <w:rPr>
+        <w:rFonts w:ascii="Wingdings" w:hAnsi="Wingdings" w:hint="default"/>
+        <w:sz w:val="20"/>
+      </w:rPr>
+    </w:lvl>
+    <w:lvl w:ilvl="8" w:tentative="1">
+      <w:start w:val="1"/>
+      <w:numFmt w:val="bullet"/>
+      <w:lvlText w:val=""/>
+      <w:lvlJc w:val="left"/>
+      <w:pPr>
+        <w:tabs>
+          <w:tab w:val="num" w:pos="6480"/>
+        </w:tabs>
+        <w:ind w:left="6480" w:hanging="360"/>
+      </w:pPr>
+      <w:rPr>
+        <w:rFonts w:ascii="Wingdings" w:hAnsi="Wingdings" w:hint="default"/>
+        <w:sz w:val="20"/>
+      </w:rPr>
+    </w:lvl>
+  </w:abstractNum>
   <w:num w:numId="1" w16cid:durableId="185949320">
+    <w:abstractNumId w:val="1"/>
+  </w:num>
+  <w:num w:numId="2" w16cid:durableId="1486169675">
     <w:abstractNumId w:val="0"/>
+  </w:num>
+  <w:num w:numId="3" w16cid:durableId="1680809279">
+    <w:abstractNumId w:val="2"/>
   </w:num>
 </w:numbering>
 </file>
